--- a/data/Praveen_Kumar_Cover_Letter.docx
+++ b/data/Praveen_Kumar_Cover_Letter.docx
@@ -2,29 +2,26 @@
 <file path=word/document.xml><?xml version="1.0" encoding="utf-8"?>
 <w:document xmlns:wpc="http://schemas.microsoft.com/office/word/2010/wordprocessingCanvas" xmlns:mc="http://schemas.openxmlformats.org/markup-compatibility/2006" xmlns:o="urn:schemas-microsoft-com:office:office" xmlns:r="http://schemas.openxmlformats.org/officeDocument/2006/relationships" xmlns:m="http://schemas.openxmlformats.org/officeDocument/2006/math" xmlns:v="urn:schemas-microsoft-com:vml" xmlns:wp14="http://schemas.microsoft.com/office/word/2010/wordprocessingDrawing" xmlns:wp="http://schemas.openxmlformats.org/drawingml/2006/wordprocessingDrawing" xmlns:w10="urn:schemas-microsoft-com:office:word" xmlns:w="http://schemas.openxmlformats.org/wordprocessingml/2006/main" xmlns:w14="http://schemas.microsoft.com/office/word/2010/wordml" xmlns:w15="http://schemas.microsoft.com/office/word/2012/wordml" xmlns:wpg="http://schemas.microsoft.com/office/word/2010/wordprocessingGroup" xmlns:wpi="http://schemas.microsoft.com/office/word/2010/wordprocessingInk" xmlns:wne="http://schemas.microsoft.com/office/word/2006/wordml" xmlns:wps="http://schemas.microsoft.com/office/word/2010/wordprocessingShape" xmlns:cx="http://schemas.microsoft.com/office/drawing/2014/chartex" xmlns:cx1="http://schemas.microsoft.com/office/drawing/2015/9/8/chartex" xmlns:cx2="http://schemas.microsoft.com/office/drawing/2015/10/21/chartex" xmlns:cx3="http://schemas.microsoft.com/office/drawing/2016/5/9/chartex" xmlns:cx4="http://schemas.microsoft.com/office/drawing/2016/5/10/chartex" xmlns:cx5="http://schemas.microsoft.com/office/drawing/2016/5/11/chartex" xmlns:cx6="http://schemas.microsoft.com/office/drawing/2016/5/12/chartex" xmlns:cx7="http://schemas.microsoft.com/office/drawing/2016/5/13/chartex" xmlns:cx8="http://schemas.microsoft.com/office/drawing/2016/5/14/chartex" xmlns:aink="http://schemas.microsoft.com/office/drawing/2016/ink" xmlns:am3d="http://schemas.microsoft.com/office/drawing/2017/model3d" xmlns:w16cex="http://schemas.microsoft.com/office/word/2018/wordml/cex" xmlns:w16cid="http://schemas.microsoft.com/office/word/2016/wordml/cid" xmlns:w16="http://schemas.microsoft.com/office/word/2018/wordml" xmlns:w16sdtdh="http://schemas.microsoft.com/office/word/2020/wordml/sdtdatahash" xmlns:w16se="http://schemas.microsoft.com/office/word/2015/wordml/symex" mc:Ignorable="w14 w15 wp14">
   <w:body>
-    <w:p xmlns:wp14="http://schemas.microsoft.com/office/word/2010/wordml" wp14:textId="77777777">
-      <w:pPr>
-        <w:spacing w:after="40"/>
-      </w:pPr>
-      <w:r>
-        <w:rPr>
-          <w:rFonts w:ascii="Calibri" w:hAnsi="Calibri" w:eastAsia="Calibri" w:cs="Calibri"/>
+    <w:p>
+      <w:pPr>
+        <w:spacing w:after="200"/>
+      </w:pPr>
+      <w:r>
+        <w:rPr>
           <w:b/>
           <w:bCs/>
-          <w:color w:val="2E5395"/>
-          <w:sz w:val="30"/>
-          <w:szCs w:val="30"/>
+          <w:sz w:val="26"/>
+          <w:szCs w:val="26"/>
         </w:rPr>
         <w:t xml:space="preserve">Cover Letter — Azure &amp; AI Solutions Architect</w:t>
       </w:r>
     </w:p>
-    <w:p xmlns:wp14="http://schemas.microsoft.com/office/word/2010/wordml" wp14:textId="77777777">
-      <w:pPr>
-        <w:spacing w:after="20"/>
-      </w:pPr>
-      <w:r>
-        <w:rPr>
-          <w:rFonts w:ascii="Calibri" w:hAnsi="Calibri" w:eastAsia="Calibri" w:cs="Calibri"/>
+    <w:p>
+      <w:pPr>
+        <w:spacing w:after="40"/>
+      </w:pPr>
+      <w:r>
+        <w:rPr>
           <w:b/>
           <w:bCs/>
           <w:sz w:val="22"/>
@@ -33,201 +30,135 @@
         <w:t xml:space="preserve">Praveen Kumar</w:t>
       </w:r>
     </w:p>
-    <w:p xmlns:wp14="http://schemas.microsoft.com/office/word/2010/wordml" wp14:textId="77777777">
-      <w:pPr>
-        <w:spacing w:after="20"/>
-      </w:pPr>
-      <w:r>
-        <w:rPr>
-          <w:rFonts w:ascii="Calibri" w:hAnsi="Calibri" w:eastAsia="Calibri" w:cs="Calibri"/>
-          <w:sz w:val="22"/>
-          <w:szCs w:val="22"/>
+    <w:p>
+      <w:pPr>
+        <w:spacing w:after="40"/>
+      </w:pPr>
+      <w:r>
+        <w:rPr>
+          <w:sz w:val="20"/>
+          <w:szCs w:val="20"/>
         </w:rPr>
         <w:t xml:space="preserve">Leeds, United Kingdom</w:t>
       </w:r>
     </w:p>
-    <w:p xmlns:wp14="http://schemas.microsoft.com/office/word/2010/wordml" wp14:textId="77777777">
-      <w:pPr>
-        <w:spacing w:after="20"/>
-      </w:pPr>
-      <w:r>
-        <w:rPr>
-          <w:rFonts w:ascii="Calibri" w:hAnsi="Calibri" w:eastAsia="Calibri" w:cs="Calibri"/>
-          <w:sz w:val="22"/>
-          <w:szCs w:val="22"/>
-        </w:rPr>
-        <w:t xml:space="preserve">Email: </w:t>
-      </w:r>
-      <w:r>
-        <w:rPr>
-          <w:rFonts w:ascii="Calibri" w:hAnsi="Calibri" w:eastAsia="Calibri" w:cs="Calibri"/>
-          <w:color w:val="0563C1"/>
-          <w:sz w:val="22"/>
-          <w:szCs w:val="22"/>
-          <w:u w:val="single"/>
-        </w:rPr>
-        <w:t>praveen11_singh@yahoo.co.in</w:t>
-      </w:r>
-      <w:r>
-        <w:rPr>
-          <w:rFonts w:ascii="Calibri" w:hAnsi="Calibri" w:eastAsia="Calibri" w:cs="Calibri"/>
-          <w:sz w:val="22"/>
-          <w:szCs w:val="22"/>
-        </w:rPr>
-        <w:t xml:space="preserve"> | Phone: </w:t>
-      </w:r>
-      <w:r>
-        <w:rPr>
-          <w:rFonts w:ascii="Calibri" w:hAnsi="Calibri" w:eastAsia="Calibri" w:cs="Calibri"/>
-          <w:color w:val="0563C1"/>
-          <w:sz w:val="22"/>
-          <w:szCs w:val="22"/>
-          <w:u w:val="single"/>
-        </w:rPr>
-        <w:t>+44-7407316225</w:t>
-      </w:r>
-    </w:p>
-    <w:p xmlns:wp14="http://schemas.microsoft.com/office/word/2010/wordml" wp14:textId="77777777">
-      <w:pPr>
-        <w:spacing w:after="260"/>
-      </w:pPr>
-      <w:r>
-        <w:rPr>
-          <w:rFonts w:ascii="Calibri" w:hAnsi="Calibri" w:eastAsia="Calibri" w:cs="Calibri"/>
-          <w:sz w:val="22"/>
-          <w:szCs w:val="22"/>
-        </w:rPr>
-        <w:t xml:space="preserve">LinkedIn: </w:t>
-      </w:r>
-      <w:hyperlink r:id="Rc99c14ab07bd4a83">
-        <w:r>
-          <w:rPr>
-            <w:rStyle w:val="Hyperlink"/>
-            <w:rFonts w:ascii="Calibri" w:hAnsi="Calibri" w:eastAsia="Calibri" w:cs="Calibri"/>
-            <w:sz w:val="22"/>
-            <w:szCs w:val="22"/>
-          </w:rPr>
-          <w:t>linkedin.com/in/praveen-kumar-b52a1a1a0</w:t>
-        </w:r>
-      </w:hyperlink>
-      <w:r>
-        <w:rPr>
-          <w:rFonts w:ascii="Calibri" w:hAnsi="Calibri" w:eastAsia="Calibri" w:cs="Calibri"/>
-          <w:sz w:val="22"/>
-          <w:szCs w:val="22"/>
-        </w:rPr>
-        <w:t xml:space="preserve">/ | </w:t>
-      </w:r>
-      <w:hyperlink r:id="R5aba8a99e3f447ea">
-        <w:r>
-          <w:rPr>
-            <w:rStyle w:val="Hyperlink"/>
-            <w:rFonts w:ascii="Calibri" w:hAnsi="Calibri" w:eastAsia="Calibri" w:cs="Calibri"/>
-            <w:sz w:val="22"/>
-            <w:szCs w:val="22"/>
-          </w:rPr>
-          <w:t>GitHub Profile</w:t>
-        </w:r>
-      </w:hyperlink>
-    </w:p>
-    <w:p xmlns:wp14="http://schemas.microsoft.com/office/word/2010/wordml" wp14:textId="77777777">
-      <w:pPr>
-        <w:spacing w:after="200" w:line="276"/>
-      </w:pPr>
-      <w:r>
-        <w:rPr>
-          <w:rFonts w:ascii="Calibri" w:hAnsi="Calibri" w:eastAsia="Calibri" w:cs="Calibri"/>
+    <w:p>
+      <w:pPr>
+        <w:spacing w:after="40"/>
+      </w:pPr>
+      <w:r>
+        <w:rPr>
+          <w:sz w:val="20"/>
+          <w:szCs w:val="20"/>
+        </w:rPr>
+        <w:t xml:space="preserve">Email: praveen11_singh@yahoo.co.in | Phone: +44-7407316225</w:t>
+      </w:r>
+    </w:p>
+    <w:p>
+      <w:pPr>
+        <w:spacing w:after="300"/>
+      </w:pPr>
+      <w:r>
+        <w:rPr>
+          <w:sz w:val="20"/>
+          <w:szCs w:val="20"/>
+        </w:rPr>
+        <w:t xml:space="preserve">LinkedIn: linkedin.com/in/praveen-kumar-b52a1a1a0/ | GitHub: github.com/praveen11singh</w:t>
+      </w:r>
+    </w:p>
+    <w:p>
+      <w:pPr>
+        <w:spacing w:after="200"/>
+        <w:jc w:val="both"/>
+      </w:pPr>
+      <w:r>
+        <w:rPr>
           <w:sz w:val="22"/>
           <w:szCs w:val="22"/>
         </w:rPr>
         <w:t xml:space="preserve">Dear Hiring Manager,</w:t>
       </w:r>
     </w:p>
-    <w:p xmlns:wp14="http://schemas.microsoft.com/office/word/2010/wordml" wp14:textId="77777777">
-      <w:pPr>
-        <w:spacing w:after="200" w:line="276"/>
-      </w:pPr>
-      <w:r>
-        <w:rPr>
-          <w:rFonts w:ascii="Calibri" w:hAnsi="Calibri" w:eastAsia="Calibri" w:cs="Calibri"/>
+    <w:p>
+      <w:pPr>
+        <w:spacing w:after="200"/>
+        <w:jc w:val="both"/>
+      </w:pPr>
+      <w:r>
+        <w:rPr>
           <w:sz w:val="22"/>
           <w:szCs w:val="22"/>
         </w:rPr>
         <w:t xml:space="preserve">I am writing to express my interest in the Azure &amp; AI Solutions Architect position. With more than 15 years of experience designing enterprise-scale Azure platforms, building Agentic AI and Generative AI solutions, and leading cloud transformation initiatives, I bring a strong blend of architectural expertise and hands-on engineering capability that aligns closely with modern cloud-native and AI-driven technology landscapes.</w:t>
       </w:r>
     </w:p>
-    <w:p xmlns:wp14="http://schemas.microsoft.com/office/word/2010/wordml" wp14:textId="77777777">
-      <w:pPr>
-        <w:spacing w:after="200" w:line="276" w:lineRule="auto"/>
-      </w:pPr>
-      <w:r>
-        <w:rPr>
-          <w:rFonts w:ascii="Calibri" w:hAnsi="Calibri" w:eastAsia="Calibri" w:cs="Calibri"/>
-          <w:sz w:val="22"/>
-          <w:szCs w:val="22"/>
-          <w:lang w:val="en-US"/>
-        </w:rPr>
-        <w:t>As a Microsoft-certified Azure Solutions Architect Expert and Azure AI Engineer Associate, I have a proven track record of delivering secure, scalable, and production-ready solutions for FTSE 100 clients including ASDA, BP, AON, DLL, Capita, and Airbus, supporting high-traffic platforms with 27M+ monthly users. In my current role at Tata Consultancy Services (TCS), I architect Azure PaaS solutions and design GenAI/RAG-based systems using Microsoft Foundry, Foundry Agent Service, and Azure AI Search, and build multi-agent pipelines with LangGraph, LangSmith, and the Microsoft Agent Framework (MAF). Notably, I architected a scalable Azure PaaS platform for ASDA that supported the separation of 2,500+ systems from Walmart, improving e-commerce throughput by 30% and reducing page load times by 42%, and I delivered Microsoft Purview-integrated data governance pipelines for BP, enabling automated lineage and stronger metadata intelligence across distributed data estates.</w:t>
-      </w:r>
-    </w:p>
-    <w:p xmlns:wp14="http://schemas.microsoft.com/office/word/2010/wordml" wp14:textId="77777777">
-      <w:pPr>
-        <w:spacing w:after="200" w:line="276" w:lineRule="auto"/>
-      </w:pPr>
-      <w:r>
-        <w:rPr>
-          <w:rFonts w:ascii="Calibri" w:hAnsi="Calibri" w:eastAsia="Calibri" w:cs="Calibri"/>
-          <w:sz w:val="22"/>
-          <w:szCs w:val="22"/>
-          <w:lang w:val="en-US"/>
-        </w:rPr>
-        <w:t>My experience spans serverless and event-driven architectures (Azure Functions, APIM, Event Hub, Service Bus), microservices, AKS, vector and semantic search, LLM evaluation and guardrails, MCP server implementations, and secure integrations using Microsoft Entra ID, Key Vault, and private endpoints. With a strong Python and .NET Core background and IaC delivery via Terraform and Azure DevOps, I have achieved a 99.5% deployment success rate across 160+ Azure resources, cut critical vulnerabilities by 75%, and reduced cloud operational spend by 12% through automation and cost-optimization practices. I have also authored open-source Microsoft Foundry reference repositories covering evaluation patterns, multimodal agents, and MCP integration, and I regularly lead Agile delivery teams, facilitate architecture reviews, and support pre-sales engagements — recognized with a TCS Top Performer Award for engineering innovation and mentorship.</w:t>
-      </w:r>
-    </w:p>
-    <w:p xmlns:wp14="http://schemas.microsoft.com/office/word/2010/wordml" wp14:textId="77777777">
-      <w:pPr>
-        <w:spacing w:after="200" w:line="276" w:lineRule="auto"/>
-      </w:pPr>
-      <w:r>
-        <w:rPr>
-          <w:rFonts w:ascii="Calibri" w:hAnsi="Calibri" w:eastAsia="Calibri" w:cs="Calibri"/>
-          <w:sz w:val="22"/>
-          <w:szCs w:val="22"/>
-          <w:lang w:val="en-US"/>
-        </w:rPr>
-        <w:t>I am particularly excited about opportunities where cloud modernization, AI adoption, and enterprise architecture come together. I am confident that my blend of Azure expertise, AI engineering experience, and solution-focused delivery mindset would allow me to contribute immediate value in an Azure &amp; AI Architect role.</w:t>
-      </w:r>
-    </w:p>
-    <w:p xmlns:wp14="http://schemas.microsoft.com/office/word/2010/wordml" wp14:textId="77777777">
-      <w:pPr>
-        <w:spacing w:after="200" w:line="276"/>
-      </w:pPr>
-      <w:r>
-        <w:rPr>
-          <w:rFonts w:ascii="Calibri" w:hAnsi="Calibri" w:eastAsia="Calibri" w:cs="Calibri"/>
+    <w:p>
+      <w:pPr>
+        <w:spacing w:after="200"/>
+        <w:jc w:val="both"/>
+      </w:pPr>
+      <w:r>
+        <w:rPr>
+          <w:sz w:val="22"/>
+          <w:szCs w:val="22"/>
+        </w:rPr>
+        <w:t xml:space="preserve">As a Microsoft-certified Azure Solutions Architect Expert (AZ-305), Azure AI Engineer Associate (AI-102), and Azure Administrator Associate (AZ-104), I have a proven track record of delivering secure, scalable, and production-ready solutions for FTSE 100 and global clients including ASDA, BP, AON, DLL, Capita, UnitedHealth Group, and Airbus, supporting high-traffic platforms with 27M+ monthly users. In my current role as Technical Architect at Tata Consultancy Services (TCS), I architect Azure PaaS solutions and design GenAI/RAG-based systems using Microsoft Foundry, Foundry Agent Service, and Azure AI Search, and build multi-agent pipelines with LangGraph, LangSmith, and the Microsoft Agent Framework (MAF). Notably, I architected a scalable Azure PaaS platform for ASDA that supported the separation of 2,500+ systems from Walmart, improving e-commerce throughput by 30% and reducing page load times by 42%, and I delivered Microsoft Purview-integrated data governance pipelines for BP, automating lineage across 12 data sources and 4,000+ datasets and reducing manual governance effort across distributed data estates.</w:t>
+      </w:r>
+    </w:p>
+    <w:p>
+      <w:pPr>
+        <w:spacing w:after="200"/>
+        <w:jc w:val="both"/>
+      </w:pPr>
+      <w:r>
+        <w:rPr>
+          <w:sz w:val="22"/>
+          <w:szCs w:val="22"/>
+        </w:rPr>
+        <w:t xml:space="preserve">My experience spans serverless and event-driven architectures (Azure Functions, APIM, Event Hub, Service Bus), microservices, AKS, vector and semantic search, LLM evaluation and guardrails, MCP server implementations, and secure integrations using Microsoft Entra ID, Key Vault, and private endpoints. With a strong Python and .NET Core background and IaC delivery via Terraform and Azure DevOps, I have achieved a 99.5% deployment success rate across 160+ Azure resources, cut critical vulnerabilities by 75%, improved RAG response accuracy by 17% through refined chunking and hybrid search, reduced LLM inference costs by 19% via prompt optimisation and caching, and reduced cloud operational spend by 12% through automation and cost-optimisation practices. I have also authored open-source Microsoft Foundry reference repositories covering evaluation patterns, multimodal agents, and MCP integration, and I regularly lead Agile delivery teams, facilitate architecture reviews, and support pre-sales engagements — recognised with a TCS Top Performer Award for engineering innovation and mentorship.</w:t>
+      </w:r>
+    </w:p>
+    <w:p>
+      <w:pPr>
+        <w:spacing w:after="200"/>
+        <w:jc w:val="both"/>
+      </w:pPr>
+      <w:r>
+        <w:rPr>
+          <w:sz w:val="22"/>
+          <w:szCs w:val="22"/>
+        </w:rPr>
+        <w:t xml:space="preserve">I am particularly excited about opportunities where cloud modernisation, AI adoption, and enterprise architecture come together. I am confident that my blend of Azure expertise, AI engineering experience, and solution-focused delivery mindset would allow me to contribute immediate value in an Azure &amp; AI Architect role.</w:t>
+      </w:r>
+    </w:p>
+    <w:p>
+      <w:pPr>
+        <w:spacing w:after="200"/>
+        <w:jc w:val="both"/>
+      </w:pPr>
+      <w:r>
+        <w:rPr>
           <w:sz w:val="22"/>
           <w:szCs w:val="22"/>
         </w:rPr>
         <w:t xml:space="preserve">Thank you for considering my application. I would welcome the opportunity to discuss how my experience and skills can support your technology roadmap and AI/cloud strategy.</w:t>
       </w:r>
     </w:p>
-    <w:p xmlns:wp14="http://schemas.microsoft.com/office/word/2010/wordml" wp14:textId="77777777">
-      <w:pPr>
-        <w:spacing w:after="20"/>
-      </w:pPr>
-      <w:r>
-        <w:rPr>
-          <w:rFonts w:ascii="Calibri" w:hAnsi="Calibri" w:eastAsia="Calibri" w:cs="Calibri"/>
+    <w:p>
+      <w:pPr>
+        <w:spacing w:after="40" w:before="200"/>
+      </w:pPr>
+      <w:r>
+        <w:rPr>
           <w:sz w:val="22"/>
           <w:szCs w:val="22"/>
         </w:rPr>
         <w:t xml:space="preserve">Sincerely,</w:t>
       </w:r>
     </w:p>
-    <w:p xmlns:wp14="http://schemas.microsoft.com/office/word/2010/wordml" wp14:textId="77777777">
-      <w:r>
-        <w:rPr>
-          <w:rFonts w:ascii="Calibri" w:hAnsi="Calibri" w:eastAsia="Calibri" w:cs="Calibri"/>
+    <w:p>
+      <w:r>
+        <w:rPr>
           <w:b/>
           <w:bCs/>
           <w:sz w:val="22"/>
@@ -238,19 +169,95 @@
     </w:p>
     <w:sectPr>
       <w:pgSz w:w="12240" w:h="15840" w:orient="portrait"/>
-      <w:pgMar w:top="900" w:right="1080" w:bottom="900" w:left="1080" w:header="708" w:footer="708" w:gutter="0"/>
+      <w:pgMar w:top="1000" w:right="1200" w:bottom="1000" w:left="1200" w:header="708" w:footer="708" w:gutter="0"/>
       <w:pgNumType/>
       <w:docGrid w:linePitch="360"/>
-      <w:cols w:num="1"/>
     </w:sectPr>
   </w:body>
 </w:document>
 </file>
 
+<file path=word/comments.xml><?xml version="1.0" encoding="utf-8"?>
+<w:comments xmlns:cx="http://schemas.microsoft.com/office/drawing/2014/chartex" xmlns:cx1="http://schemas.microsoft.com/office/drawing/2015/9/8/chartex" xmlns:cx2="http://schemas.microsoft.com/office/drawing/2015/10/21/chartex" xmlns:cx3="http://schemas.microsoft.com/office/drawing/2016/5/9/chartex" xmlns:cx4="http://schemas.microsoft.com/office/drawing/2016/5/10/chartex" xmlns:cx5="http://schemas.microsoft.com/office/drawing/2016/5/11/chartex" xmlns:cx6="http://schemas.microsoft.com/office/drawing/2016/5/12/chartex" xmlns:cx7="http://schemas.microsoft.com/office/drawing/2016/5/13/chartex" xmlns:cx8="http://schemas.microsoft.com/office/drawing/2016/5/14/chartex" xmlns:mc="http://schemas.openxmlformats.org/markup-compatibility/2006" xmlns:aink="http://schemas.microsoft.com/office/drawing/2016/ink" xmlns:am3d="http://schemas.microsoft.com/office/drawing/2017/model3d" xmlns:o="urn:schemas-microsoft-com:office:office" xmlns:r="http://schemas.openxmlformats.org/officeDocument/2006/relationships" xmlns:m="http://schemas.openxmlformats.org/officeDocument/2006/math" xmlns:v="urn:schemas-microsoft-com:vml" xmlns:wp14="http://schemas.microsoft.com/office/word/2010/wordprocessingDrawing" xmlns:wp="http://schemas.openxmlformats.org/drawingml/2006/wordprocessingDrawing" xmlns:w10="urn:schemas-microsoft-com:office:word" xmlns:w="http://schemas.openxmlformats.org/wordprocessingml/2006/main" xmlns:w14="http://schemas.microsoft.com/office/word/2010/wordml" xmlns:w15="http://schemas.microsoft.com/office/word/2012/wordml" xmlns:w16cex="http://schemas.microsoft.com/office/word/2018/wordml/cex" xmlns:w16cid="http://schemas.microsoft.com/office/word/2016/wordml/cid" xmlns:w16="http://schemas.microsoft.com/office/word/2018/wordml" xmlns:w16sdtdh="http://schemas.microsoft.com/office/word/2020/wordml/sdtdatahash" xmlns:w16se="http://schemas.microsoft.com/office/word/2015/wordml/symex" xmlns:wpg="http://schemas.microsoft.com/office/word/2010/wordprocessingGroup" xmlns:wpi="http://schemas.microsoft.com/office/word/2010/wordprocessingInk" xmlns:wne="http://schemas.microsoft.com/office/word/2006/wordml" xmlns:wps="http://schemas.microsoft.com/office/word/2010/wordprocessingShape"/>
+</file>
+
+<file path=word/endnotes.xml><?xml version="1.0" encoding="utf-8"?>
+<w:endnotes xmlns:wpc="http://schemas.microsoft.com/office/word/2010/wordprocessingCanvas" xmlns:mc="http://schemas.openxmlformats.org/markup-compatibility/2006" xmlns:o="urn:schemas-microsoft-com:office:office" xmlns:r="http://schemas.openxmlformats.org/officeDocument/2006/relationships" xmlns:m="http://schemas.openxmlformats.org/officeDocument/2006/math" xmlns:v="urn:schemas-microsoft-com:vml" xmlns:wp14="http://schemas.microsoft.com/office/word/2010/wordprocessingDrawing" xmlns:wp="http://schemas.openxmlformats.org/drawingml/2006/wordprocessingDrawing" xmlns:w10="urn:schemas-microsoft-com:office:word" xmlns:w="http://schemas.openxmlformats.org/wordprocessingml/2006/main" xmlns:w14="http://schemas.microsoft.com/office/word/2010/wordml" xmlns:w15="http://schemas.microsoft.com/office/word/2012/wordml" xmlns:wpg="http://schemas.microsoft.com/office/word/2010/wordprocessingGroup" xmlns:wpi="http://schemas.microsoft.com/office/word/2010/wordprocessingInk" xmlns:wne="http://schemas.microsoft.com/office/word/2006/wordml" xmlns:wps="http://schemas.microsoft.com/office/word/2010/wordprocessingShape" mc:Ignorable="w14 w15 wp14">
+  <w:endnote w:type="separator" w:id="-1">
+    <w:p>
+      <w:pPr>
+        <w:spacing w:after="0" w:line="240" w:lineRule="auto"/>
+      </w:pPr>
+      <w:r>
+        <w:rPr>
+          <w:rStyle w:val="EndnoteReference"/>
+        </w:rPr>
+        <w:endnoteRef/>
+      </w:r>
+      <w:r>
+        <w:separator/>
+      </w:r>
+    </w:p>
+  </w:endnote>
+  <w:endnote w:type="continuationSeparator" w:id="0">
+    <w:p>
+      <w:pPr>
+        <w:spacing w:after="0" w:line="240" w:lineRule="auto"/>
+      </w:pPr>
+      <w:r>
+        <w:rPr>
+          <w:rStyle w:val="EndnoteReference"/>
+        </w:rPr>
+        <w:endnoteRef/>
+      </w:r>
+      <w:r>
+        <w:continuationSeparator/>
+      </w:r>
+    </w:p>
+  </w:endnote>
+</w:endnotes>
+</file>
+
+<file path=word/footnotes.xml><?xml version="1.0" encoding="utf-8"?>
+<w:footnotes xmlns:wpc="http://schemas.microsoft.com/office/word/2010/wordprocessingCanvas" xmlns:mc="http://schemas.openxmlformats.org/markup-compatibility/2006" xmlns:o="urn:schemas-microsoft-com:office:office" xmlns:r="http://schemas.openxmlformats.org/officeDocument/2006/relationships" xmlns:m="http://schemas.openxmlformats.org/officeDocument/2006/math" xmlns:v="urn:schemas-microsoft-com:vml" xmlns:wp14="http://schemas.microsoft.com/office/word/2010/wordprocessingDrawing" xmlns:wp="http://schemas.openxmlformats.org/drawingml/2006/wordprocessingDrawing" xmlns:w10="urn:schemas-microsoft-com:office:word" xmlns:w="http://schemas.openxmlformats.org/wordprocessingml/2006/main" xmlns:w14="http://schemas.microsoft.com/office/word/2010/wordml" xmlns:w15="http://schemas.microsoft.com/office/word/2012/wordml" xmlns:wpg="http://schemas.microsoft.com/office/word/2010/wordprocessingGroup" xmlns:wpi="http://schemas.microsoft.com/office/word/2010/wordprocessingInk" xmlns:wne="http://schemas.microsoft.com/office/word/2006/wordml" xmlns:wps="http://schemas.microsoft.com/office/word/2010/wordprocessingShape" mc:Ignorable="w14 w15 wp14">
+  <w:footnote w:type="separator" w:id="-1">
+    <w:p>
+      <w:pPr>
+        <w:spacing w:after="0" w:line="240" w:lineRule="auto"/>
+      </w:pPr>
+      <w:r>
+        <w:rPr>
+          <w:rStyle w:val="FootnoteReference"/>
+        </w:rPr>
+        <w:footnoteRef/>
+      </w:r>
+      <w:r>
+        <w:separator/>
+      </w:r>
+    </w:p>
+  </w:footnote>
+  <w:footnote w:type="continuationSeparator" w:id="0">
+    <w:p>
+      <w:pPr>
+        <w:spacing w:after="0" w:line="240" w:lineRule="auto"/>
+      </w:pPr>
+      <w:r>
+        <w:rPr>
+          <w:rStyle w:val="FootnoteReference"/>
+        </w:rPr>
+        <w:footnoteRef/>
+      </w:r>
+      <w:r>
+        <w:continuationSeparator/>
+      </w:r>
+    </w:p>
+  </w:footnote>
+</w:footnotes>
+</file>
+
 <file path=word/numbering.xml><?xml version="1.0" encoding="utf-8"?>
 <w:numbering xmlns:wpc="http://schemas.microsoft.com/office/word/2010/wordprocessingCanvas" xmlns:mc="http://schemas.openxmlformats.org/markup-compatibility/2006" xmlns:o="urn:schemas-microsoft-com:office:office" xmlns:r="http://schemas.openxmlformats.org/officeDocument/2006/relationships" xmlns:m="http://schemas.openxmlformats.org/officeDocument/2006/math" xmlns:v="urn:schemas-microsoft-com:vml" xmlns:wp14="http://schemas.microsoft.com/office/word/2010/wordprocessingDrawing" xmlns:wp="http://schemas.openxmlformats.org/drawingml/2006/wordprocessingDrawing" xmlns:w10="urn:schemas-microsoft-com:office:word" xmlns:w="http://schemas.openxmlformats.org/wordprocessingml/2006/main" xmlns:w14="http://schemas.microsoft.com/office/word/2010/wordml" xmlns:w15="http://schemas.microsoft.com/office/word/2012/wordml" xmlns:wpg="http://schemas.microsoft.com/office/word/2010/wordprocessingGroup" xmlns:wpi="http://schemas.microsoft.com/office/word/2010/wordprocessingInk" xmlns:wne="http://schemas.microsoft.com/office/word/2006/wordml" xmlns:wps="http://schemas.microsoft.com/office/word/2010/wordprocessingShape" mc:Ignorable="w14 w15 wp14">
   <w:abstractNum w:abstractNumId="1" w15:restartNumberingAfterBreak="0">
-    <w:nsid w:val="136bfaea"/>
     <w:multiLevelType w:val="hybridMultilevel"/>
     <w:lvl w:ilvl="0" w15:tentative="1">
       <w:start w:val="1"/>
@@ -344,7 +351,7 @@
 </file>
 
 <file path=word/styles.xml><?xml version="1.0" encoding="utf-8"?>
-<w:styles xmlns:wp14="http://schemas.microsoft.com/office/word/2010/wordprocessingDrawing" xmlns:mc="http://schemas.openxmlformats.org/markup-compatibility/2006" xmlns:r="http://schemas.openxmlformats.org/officeDocument/2006/relationships" xmlns:w="http://schemas.openxmlformats.org/wordprocessingml/2006/main" xmlns:w14="http://schemas.microsoft.com/office/word/2010/wordml" xmlns:w15="http://schemas.microsoft.com/office/word/2012/wordml" mc:Ignorable="w14 w15 wp14">
+<w:styles xmlns:mc="http://schemas.openxmlformats.org/markup-compatibility/2006" xmlns:r="http://schemas.openxmlformats.org/officeDocument/2006/relationships" xmlns:w="http://schemas.openxmlformats.org/wordprocessingml/2006/main" xmlns:w14="http://schemas.microsoft.com/office/word/2010/wordml" xmlns:w15="http://schemas.microsoft.com/office/word/2012/wordml" mc:Ignorable="w14 w15">
   <w:docDefaults>
     <w:rPrDefault/>
     <w:pPrDefault/>
@@ -360,7 +367,7 @@
     </w:rPr>
   </w:style>
   <w:style w:type="paragraph" w:styleId="Heading1">
-    <w:name w:val="heading 1"/>
+    <w:name w:val="Heading 1"/>
     <w:basedOn w:val="Normal"/>
     <w:next w:val="Normal"/>
     <w:qFormat/>
@@ -371,7 +378,7 @@
     </w:rPr>
   </w:style>
   <w:style w:type="paragraph" w:styleId="Heading2">
-    <w:name w:val="heading 2"/>
+    <w:name w:val="Heading 2"/>
     <w:basedOn w:val="Normal"/>
     <w:next w:val="Normal"/>
     <w:qFormat/>
@@ -382,7 +389,7 @@
     </w:rPr>
   </w:style>
   <w:style w:type="paragraph" w:styleId="Heading3">
-    <w:name w:val="heading 3"/>
+    <w:name w:val="Heading 3"/>
     <w:basedOn w:val="Normal"/>
     <w:next w:val="Normal"/>
     <w:qFormat/>
@@ -393,7 +400,7 @@
     </w:rPr>
   </w:style>
   <w:style w:type="paragraph" w:styleId="Heading4">
-    <w:name w:val="heading 4"/>
+    <w:name w:val="Heading 4"/>
     <w:basedOn w:val="Normal"/>
     <w:next w:val="Normal"/>
     <w:qFormat/>
@@ -404,7 +411,7 @@
     </w:rPr>
   </w:style>
   <w:style w:type="paragraph" w:styleId="Heading5">
-    <w:name w:val="heading 5"/>
+    <w:name w:val="Heading 5"/>
     <w:basedOn w:val="Normal"/>
     <w:next w:val="Normal"/>
     <w:qFormat/>
@@ -413,7 +420,7 @@
     </w:rPr>
   </w:style>
   <w:style w:type="paragraph" w:styleId="Heading6">
-    <w:name w:val="heading 6"/>
+    <w:name w:val="Heading 6"/>
     <w:basedOn w:val="Normal"/>
     <w:next w:val="Normal"/>
     <w:qFormat/>
